--- a/Technology_Stack_Justification.docx
+++ b/Technology_Stack_Justification.docx
@@ -210,12 +210,12 @@
         <w:pStyle w:val="Heading1"/>
       </w:pPr>
       <w:r>
-        <w:t>3. Local Persistence: IndexedDB / SQLite</w:t>
+        <w:t>4. Unified Hardware Strategy: Tablet-as-a-POS</w:t>
       </w:r>
     </w:p>
     <w:p>
       <w:r>
-        <w:t>To support the offline-first requirement, the mobile application utilizes IndexedDB (via Expo/React Native) to cache transactional changes locally. This ensures zero data loss even during complete facility WiFi failure.</w:t>
+        <w:t>To maximize cost-efficiency and simplify support, the JA BizTown 3.0 ecosystem is designed to run exclusively on standard tablets. There is no requirement for proprietary POS hardware. Instead, the Shopkeeper application includes an Integrated POS Module that utilizes the tablet's native camera for QR scanning and its secure storage for local ledger commits.</w:t>
       </w:r>
     </w:p>
     <w:sectPr>
